--- a/asi-viewer/MANUAL.docx
+++ b/asi-viewer/MANUAL.docx
@@ -1063,7 +1063,7 @@
         <w:pStyle w:val="ListBullet"/>
       </w:pPr>
       <w:r>
-        <w:t>☐ Text search within PDF</w:t>
+        <w:t>☑ Text search within PDF (with partial-search indicator during progressive loading)</w:t>
       </w:r>
     </w:p>
     <w:p>
@@ -1079,7 +1079,7 @@
         <w:pStyle w:val="ListBullet"/>
       </w:pPr>
       <w:r>
-        <w:t>☐ Performance optimisation for large PDFs (lazy rendering, page recycling)</w:t>
+        <w:t>☑ Progressive loading with concurrent render pool (3 workers) and lazy rendering via IntersectionObserver</w:t>
       </w:r>
     </w:p>
     <w:p>
@@ -1909,35 +1909,45 @@
         <w:br/>
         <w:t>├── js/</w:t>
         <w:br/>
-        <w:t>│   ├── viewer.js               # Main application controller</w:t>
+        <w:t>│   ├── viewer.js               # Main controller — progressive init(), renderPool(), background text extraction</w:t>
         <w:br/>
-        <w:t>│   ├── pdf-renderer.js         # PDF.js loading and page rendering</w:t>
+        <w:t>│   ├── pdf-renderer.js         # PDF.js loading, renderPage(), ensurePageRendered() with dedup map</w:t>
         <w:br/>
-        <w:t>│   ├── watermark.js            # Watermark engine</w:t>
+        <w:t>│   ├── watermark.js            # Watermark engine (applyWatermark, applyPrintWatermark)</w:t>
         <w:br/>
-        <w:t>│   ├── flipbook.js             # StPageFlip wrapper</w:t>
+        <w:t>│   ├── flipbook.js             # StPageFlip wrapper — sparse-tolerant, updateFlipbookPage(), data-page attrs</w:t>
         <w:br/>
-        <w:t>│   ├── thumbnails.js           # Thumbnail strip management</w:t>
+        <w:t>│   ├── thumbnails.js           # Lazy thumbnail strip — IntersectionObserver, placeholder divs</w:t>
         <w:br/>
-        <w:t>│   ├── navigation.js           # Page nav, keyboard shortcuts, zoom</w:t>
+        <w:t>│   ├── navigation.js           # Page nav, lazy scroll mode (IntersectionObserver), async print, zoom</w:t>
         <w:br/>
-        <w:t>│   ├── content-protection.js   # Right-click, print intercept</w:t>
+        <w:t>│   ├── search.js               # Find-in-document with partial-search indicator</w:t>
         <w:br/>
-        <w:t>│   ├── settings.js             # Admin settings panel</w:t>
+        <w:t>│   ├── settings.js             # Admin settings panel with live preview</w:t>
         <w:br/>
-        <w:t>│   └── config.js               # Configuration and credential handling</w:t>
+        <w:t>│   ├── content-protection.js   # Right-click, print intercept, copy prevention</w:t>
+        <w:br/>
+        <w:t>│   └── config.js               # Configuration and credential handling (6-source priority chain)</w:t>
         <w:br/>
         <w:t>├── lib/</w:t>
         <w:br/>
         <w:t>│   ├── pdf.min.js              # PDF.js library (v3.11.174)</w:t>
         <w:br/>
-        <w:t>│   ├── pdf.worker.min.js       # PDF.js web worker</w:t>
+        <w:t>│   ├── pdf.worker.min.js       # PDF.js web worker (serve locally!)</w:t>
         <w:br/>
         <w:t>│   ├── page-flip.browser.js    # StPageFlip library (v2.0.7)</w:t>
         <w:br/>
         <w:t>│   └── pdf-lib.min.js          # pdf-lib (v1.17.1) — PDF metadata writing</w:t>
         <w:br/>
+        <w:t>├── img/</w:t>
+        <w:br/>
+        <w:t>│   ├── asi-logo.png            # ASI logo for toolbar branding</w:t>
+        <w:br/>
+        <w:t>│   └── favicon.png             # Browser tab icon</w:t>
+        <w:br/>
         <w:t>└── tests/</w:t>
+        <w:br/>
+        <w:t xml:space="preserve">    ├── verify.js               # Automated verification script (node tests/verify.js [port])</w:t>
         <w:br/>
         <w:t xml:space="preserve">    └── test-pdfs/              # Sample PDFs for testing</w:t>
       </w:r>
@@ -2132,7 +2142,7 @@
         <w:pStyle w:val="ListBullet"/>
       </w:pPr>
       <w:r>
-        <w:t>☐ Text search within PDF</w:t>
+        <w:t>☑ Text search within PDF (find-in-document with result list, highlight, and navigation)</w:t>
       </w:r>
     </w:p>
     <w:p>
@@ -2148,7 +2158,7 @@
         <w:pStyle w:val="ListBullet"/>
       </w:pPr>
       <w:r>
-        <w:t>☐ Performance: Lazy page rendering</w:t>
+        <w:t>☑ Performance: Progressive loading — render page 1 fast, show UI, lazy-render rest with concurrent pool (3 workers)</w:t>
       </w:r>
     </w:p>
     <w:p>
@@ -3318,15 +3328,7 @@
         <w:pStyle w:val="ListBullet"/>
       </w:pPr>
       <w:r>
-        <w:t>Progressive loading not critical: Documents are small enough to load entirely upfront</w:t>
-      </w:r>
-    </w:p>
-    <w:p>
-      <w:pPr>
-        <w:pStyle w:val="ListBullet"/>
-      </w:pPr>
-      <w:r>
-        <w:t>Page pre-rendering is feasible: Can render all pages at init without performance issues</w:t>
+        <w:t>Progressive loading implemented: Viewer renders page 1 first, shows the UI immediately, then lazily renders remaining pages in the background with a concurrent pool (3 workers). IntersectionObserver lazily loads thumbnails and scroll-mode pages on demand.</w:t>
       </w:r>
     </w:p>
     <w:p>
@@ -3344,6 +3346,12 @@
       <w:r>
         <w:t>No conversion needed: PDF.js handles these files natively — this is the core advantage over FlowPaper</w:t>
       </w:r>
+    </w:p>
+    <w:p>
+      <w:pPr>
+        <w:pStyle w:val="ListBullet"/>
+      </w:pPr>
+      <w:r/>
     </w:p>
     <w:p>
       <w:pPr>
